--- a/6-人才与组织/部门AI专员跟进/质量部-陈忱-跟进-2026-08-18-C05到C07判例批改表.docx
+++ b/6-人才与组织/部门AI专员跟进/质量部-陈忱-跟进-2026-08-18-C05到C07判例批改表.docx
@@ -986,13 +986,115 @@
         </w:rPr>
         <w:t>——因为四个候选口径里它命中率最高（7/10）。</w:t>
       </w:r>
+    </w:p>
+    <w:p>
+      <w:pPr>
+        <w:pBdr>
+          <w:left w:val="single" w:sz="18" w:space="8" w:color="1F4E79"/>
+        </w:pBdr>
+        <w:shd w:val="clear" w:color="auto" w:fill="EAF1FB"/>
+        <w:spacing w:before="80" w:after="160"/>
+        <w:ind w:left="160"/>
+      </w:pPr>
+      <w:r>
+        <w:rPr>
+          <w:rFonts w:ascii="Microsoft YaHei" w:hAnsi="Microsoft YaHei" w:eastAsia="Microsoft YaHei" w:cs="Microsoft YaHei"/>
+          <w:b w:val="0"/>
+          <w:sz w:val="20"/>
+        </w:rPr>
+        <w:t xml:space="preserve">🔑 </w:t>
+      </w:r>
       <w:r>
         <w:rPr>
           <w:rFonts w:ascii="Microsoft YaHei" w:hAnsi="Microsoft YaHei" w:eastAsia="Microsoft YaHei" w:cs="Microsoft YaHei"/>
           <w:b/>
-          <w:sz w:val="21"/>
+          <w:sz w:val="20"/>
         </w:rPr>
-        <w:t>请你看这样判对不对。</w:t>
+        <w:t>勾选栏怎么读（三个符号的确切含义，请先看这三行再动手）</w:t>
+      </w:r>
+      <w:r>
+        <w:rPr>
+          <w:rFonts w:ascii="Microsoft YaHei" w:hAnsi="Microsoft YaHei" w:eastAsia="Microsoft YaHei" w:cs="Microsoft YaHei"/>
+          <w:b w:val="0"/>
+          <w:sz w:val="20"/>
+        </w:rPr>
+        <w:t>：</w:t>
+      </w:r>
+      <w:r>
+        <w:br/>
+      </w:r>
+      <w:r>
+        <w:rPr>
+          <w:rFonts w:ascii="Microsoft YaHei" w:hAnsi="Microsoft YaHei" w:eastAsia="Microsoft YaHei" w:cs="Microsoft YaHei"/>
+          <w:b/>
+          <w:sz w:val="20"/>
+        </w:rPr>
+        <w:t>✅ ＝「拟改判定这一格填的结果是对的」</w:t>
+      </w:r>
+      <w:r>
+        <w:rPr>
+          <w:rFonts w:ascii="Microsoft YaHei" w:hAnsi="Microsoft YaHei" w:eastAsia="Microsoft YaHei" w:cs="Microsoft YaHei"/>
+          <w:b w:val="0"/>
+          <w:sz w:val="20"/>
+        </w:rPr>
+        <w:t xml:space="preserve"> —— 引擎以后就该这么判。</w:t>
+      </w:r>
+      <w:r>
+        <w:br/>
+      </w:r>
+      <w:r>
+        <w:rPr>
+          <w:rFonts w:ascii="Microsoft YaHei" w:hAnsi="Microsoft YaHei" w:eastAsia="Microsoft YaHei" w:cs="Microsoft YaHei"/>
+          <w:b/>
+          <w:sz w:val="20"/>
+        </w:rPr>
+        <w:t>❌ ＝「拟改判定这一格填错了」</w:t>
+      </w:r>
+      <w:r>
+        <w:rPr>
+          <w:rFonts w:ascii="Microsoft YaHei" w:hAnsi="Microsoft YaHei" w:eastAsia="Microsoft YaHei" w:cs="Microsoft YaHei"/>
+          <w:b w:val="0"/>
+          <w:sz w:val="20"/>
+        </w:rPr>
+        <w:t xml:space="preserve"> —— 引擎不该这么判，但你不必写正确答案。</w:t>
+      </w:r>
+      <w:r>
+        <w:br/>
+      </w:r>
+      <w:r>
+        <w:rPr>
+          <w:rFonts w:ascii="Microsoft YaHei" w:hAnsi="Microsoft YaHei" w:eastAsia="Microsoft YaHei" w:cs="Microsoft YaHei"/>
+          <w:b/>
+          <w:sz w:val="20"/>
+        </w:rPr>
+        <w:t>✏️ ＝「填错了，而且我知道该怎么判」</w:t>
+      </w:r>
+      <w:r>
+        <w:rPr>
+          <w:rFonts w:ascii="Microsoft YaHei" w:hAnsi="Microsoft YaHei" w:eastAsia="Microsoft YaHei" w:cs="Microsoft YaHei"/>
+          <w:b w:val="0"/>
+          <w:sz w:val="20"/>
+        </w:rPr>
+        <w:t xml:space="preserve"> —— 勾它并在后面写一句你认为的正确判法。</w:t>
+      </w:r>
+      <w:r>
+        <w:br/>
+      </w:r>
+      <w:r>
+        <w:rPr>
+          <w:rFonts w:ascii="Microsoft YaHei" w:hAnsi="Microsoft YaHei" w:eastAsia="Microsoft YaHei" w:cs="Microsoft YaHei"/>
+          <w:b/>
+          <w:sz w:val="20"/>
+        </w:rPr>
+        <w:t>⇒ 三个符号评的都是最右边那列「拟改判定」，不是评「现状判定」。</w:t>
+      </w:r>
+      <w:r>
+        <w:rPr>
+          <w:rFonts w:ascii="Microsoft YaHei" w:hAnsi="Microsoft YaHei" w:eastAsia="Microsoft YaHei" w:cs="Microsoft YaHei"/>
+          <w:b w:val="0"/>
+          <w:sz w:val="20"/>
+        </w:rPr>
+        <w:t xml:space="preserve"> 每行只勾一个。</w:t>
       </w:r>
     </w:p>
     <w:tbl>
@@ -1171,7 +1273,7 @@
                 <w:color w:val="FFFFFF"/>
                 <w:sz w:val="19"/>
               </w:rPr>
-              <w:t>✅ 对</w:t>
+              <w:t>✅ 这样判对</w:t>
             </w:r>
           </w:p>
         </w:tc>
@@ -1198,7 +1300,7 @@
                 <w:color w:val="FFFFFF"/>
                 <w:sz w:val="19"/>
               </w:rPr>
-              <w:t>❌ 错</w:t>
+              <w:t>❌ 这样判不对</w:t>
             </w:r>
           </w:p>
         </w:tc>
@@ -1225,7 +1327,7 @@
                 <w:color w:val="FFFFFF"/>
                 <w:sz w:val="19"/>
               </w:rPr>
-              <w:t>✏️ 改判（一句理由）</w:t>
+              <w:t>✏️ 应改判为（写一句）</w:t>
             </w:r>
           </w:p>
         </w:tc>
@@ -8239,7 +8341,23 @@
                 <w:b w:val="0"/>
                 <w:sz w:val="18"/>
               </w:rPr>
-              <w:t>Q1 十条判例各勾一个 ＋ 选一个总口径；Q2 勾同义词（可多选）；Q3 勾一个；Q4 勾一个</w:t>
+              <w:t>Q1 十条判例各勾一个（</w:t>
+            </w:r>
+            <w:r>
+              <w:rPr>
+                <w:rFonts w:ascii="Microsoft YaHei" w:hAnsi="Microsoft YaHei" w:eastAsia="Microsoft YaHei" w:cs="Microsoft YaHei"/>
+                <w:b/>
+                <w:sz w:val="18"/>
+              </w:rPr>
+              <w:t>✅／❌／✏️ 评的是「拟改判定」那一列，见第二节开头三行说明</w:t>
+            </w:r>
+            <w:r>
+              <w:rPr>
+                <w:rFonts w:ascii="Microsoft YaHei" w:hAnsi="Microsoft YaHei" w:eastAsia="Microsoft YaHei" w:cs="Microsoft YaHei"/>
+                <w:b w:val="0"/>
+                <w:sz w:val="18"/>
+              </w:rPr>
+              <w:t>）＋ 选一个总口径；Q2 勾同义词（可多选）；Q3 勾一个；Q4 勾一个</w:t>
             </w:r>
           </w:p>
         </w:tc>
